--- a/Document/题签.docx
+++ b/Document/题签.docx
@@ -40,15 +40,7 @@
         <w:rPr>
           <w:rFonts w:hint="eastAsia"/>
         </w:rPr>
-        <w:t>17230314</w:t>
-      </w:r>
-      <w:bookmarkStart w:id="10" w:name="_GoBack"/>
-      <w:bookmarkEnd w:id="10"/>
-      <w:r>
-        <w:rPr>
-          <w:rFonts w:hint="eastAsia"/>
-        </w:rPr>
-        <w:t>李阳旭</w:t>
+        <w:t>17230314李阳旭</w:t>
       </w:r>
     </w:p>
     <w:p>
@@ -436,15 +428,6 @@
         <w:t>med</w:t>
       </w:r>
       <w:r>
-        <w:t>、</w:t>
-      </w:r>
-      <w:r>
-        <w:rPr>
-          <w:rStyle w:val="48"/>
-        </w:rPr>
-        <w:t>mfl</w:t>
-      </w:r>
-      <w:r>
         <w:t xml:space="preserve"> </w:t>
       </w:r>
       <w:r>
@@ -1151,45 +1134,8 @@
           <w:numId w:val="2"/>
         </w:numPr>
       </w:pPr>
-      <w:r>
-        <w:rPr>
-          <w:rStyle w:val="48"/>
-        </w:rPr>
-        <w:t>MedicineFlow</w:t>
-      </w:r>
-      <w:r>
-        <w:rPr>
-          <w:rFonts w:hint="eastAsia"/>
-        </w:rPr>
-        <w:t>：流水</w:t>
-      </w:r>
-      <w:r>
-        <w:t xml:space="preserve"> </w:t>
-      </w:r>
-      <w:r>
-        <w:rPr>
-          <w:rFonts w:hint="eastAsia"/>
-        </w:rPr>
-        <w:t>ID、药品</w:t>
-      </w:r>
-      <w:r>
-        <w:t xml:space="preserve"> </w:t>
-      </w:r>
-      <w:r>
-        <w:rPr>
-          <w:rFonts w:hint="eastAsia"/>
-        </w:rPr>
-        <w:t>ID、入库或出库类型、数量、操作人、原因、时间和备注；</w:t>
-      </w:r>
-    </w:p>
-    <w:p>
-      <w:pPr>
-        <w:pStyle w:val="24"/>
-        <w:numPr>
-          <w:ilvl w:val="0"/>
-          <w:numId w:val="2"/>
-        </w:numPr>
-      </w:pPr>
+      <w:bookmarkStart w:id="10" w:name="_GoBack"/>
+      <w:bookmarkEnd w:id="10"/>
       <w:r>
         <w:rPr>
           <w:rStyle w:val="48"/>
@@ -5834,6 +5780,7 @@
   </w:style>
   <w:style w:type="character" w:customStyle="1" w:styleId="61">
     <w:name w:val="CharTok"/>
+    <w:qFormat/>
     <w:uiPriority w:val="0"/>
     <w:rPr>
       <w:color w:val="4070A0"/>
@@ -5841,6 +5788,7 @@
   </w:style>
   <w:style w:type="character" w:customStyle="1" w:styleId="62">
     <w:name w:val="SpecialCharTok"/>
+    <w:qFormat/>
     <w:uiPriority w:val="0"/>
     <w:rPr>
       <w:color w:val="4070A0"/>
@@ -5848,6 +5796,7 @@
   </w:style>
   <w:style w:type="character" w:customStyle="1" w:styleId="63">
     <w:name w:val="StringTok"/>
+    <w:qFormat/>
     <w:uiPriority w:val="0"/>
     <w:rPr>
       <w:color w:val="4070A0"/>
@@ -5855,6 +5804,7 @@
   </w:style>
   <w:style w:type="character" w:customStyle="1" w:styleId="64">
     <w:name w:val="VerbatimStringTok"/>
+    <w:qFormat/>
     <w:uiPriority w:val="0"/>
     <w:rPr>
       <w:color w:val="4070A0"/>
@@ -5862,6 +5812,7 @@
   </w:style>
   <w:style w:type="character" w:customStyle="1" w:styleId="65">
     <w:name w:val="SpecialStringTok"/>
+    <w:qFormat/>
     <w:uiPriority w:val="0"/>
     <w:rPr>
       <w:color w:val="BB6688"/>
@@ -5887,6 +5838,7 @@
   </w:style>
   <w:style w:type="character" w:customStyle="1" w:styleId="68">
     <w:name w:val="DocumentationTok"/>
+    <w:qFormat/>
     <w:uiPriority w:val="0"/>
     <w:rPr>
       <w:i/>
@@ -5895,6 +5847,7 @@
   </w:style>
   <w:style w:type="character" w:customStyle="1" w:styleId="69">
     <w:name w:val="AnnotationTok"/>
+    <w:qFormat/>
     <w:uiPriority w:val="0"/>
     <w:rPr>
       <w:b/>
@@ -5904,6 +5857,7 @@
   </w:style>
   <w:style w:type="character" w:customStyle="1" w:styleId="70">
     <w:name w:val="CommentVarTok"/>
+    <w:qFormat/>
     <w:uiPriority w:val="0"/>
     <w:rPr>
       <w:b/>
@@ -5913,6 +5867,7 @@
   </w:style>
   <w:style w:type="character" w:customStyle="1" w:styleId="71">
     <w:name w:val="OtherTok"/>
+    <w:qFormat/>
     <w:uiPriority w:val="0"/>
     <w:rPr>
       <w:color w:val="007020"/>
@@ -5920,6 +5875,7 @@
   </w:style>
   <w:style w:type="character" w:customStyle="1" w:styleId="72">
     <w:name w:val="FunctionTok"/>
+    <w:qFormat/>
     <w:uiPriority w:val="0"/>
     <w:rPr>
       <w:color w:val="06287E"/>
@@ -5927,6 +5883,7 @@
   </w:style>
   <w:style w:type="character" w:customStyle="1" w:styleId="73">
     <w:name w:val="VariableTok"/>
+    <w:qFormat/>
     <w:uiPriority w:val="0"/>
     <w:rPr>
       <w:color w:val="19177C"/>
@@ -5943,6 +5900,7 @@
   </w:style>
   <w:style w:type="character" w:customStyle="1" w:styleId="75">
     <w:name w:val="OperatorTok"/>
+    <w:qFormat/>
     <w:uiPriority w:val="0"/>
     <w:rPr>
       <w:color w:val="666666"/>
@@ -5950,6 +5908,7 @@
   </w:style>
   <w:style w:type="character" w:customStyle="1" w:styleId="76">
     <w:name w:val="BuiltInTok"/>
+    <w:qFormat/>
     <w:uiPriority w:val="0"/>
     <w:rPr>
       <w:color w:val="008000"/>
@@ -5957,6 +5916,7 @@
   </w:style>
   <w:style w:type="character" w:customStyle="1" w:styleId="77">
     <w:name w:val="ExtensionTok"/>
+    <w:qFormat/>
     <w:uiPriority w:val="0"/>
   </w:style>
   <w:style w:type="character" w:customStyle="1" w:styleId="78">
@@ -5977,10 +5937,12 @@
   </w:style>
   <w:style w:type="character" w:customStyle="1" w:styleId="80">
     <w:name w:val="RegionMarkerTok"/>
+    <w:qFormat/>
     <w:uiPriority w:val="0"/>
   </w:style>
   <w:style w:type="character" w:customStyle="1" w:styleId="81">
     <w:name w:val="InformationTok"/>
+    <w:qFormat/>
     <w:uiPriority w:val="0"/>
     <w:rPr>
       <w:b/>
@@ -6000,6 +5962,7 @@
   </w:style>
   <w:style w:type="character" w:customStyle="1" w:styleId="83">
     <w:name w:val="AlertTok"/>
+    <w:qFormat/>
     <w:uiPriority w:val="0"/>
     <w:rPr>
       <w:b/>
@@ -6008,6 +5971,7 @@
   </w:style>
   <w:style w:type="character" w:customStyle="1" w:styleId="84">
     <w:name w:val="ErrorTok"/>
+    <w:qFormat/>
     <w:uiPriority w:val="0"/>
     <w:rPr>
       <w:b/>
@@ -6016,6 +5980,7 @@
   </w:style>
   <w:style w:type="character" w:customStyle="1" w:styleId="85">
     <w:name w:val="NormalTok"/>
+    <w:qFormat/>
     <w:uiPriority w:val="0"/>
   </w:style>
 </w:styles>
